--- a/output/manuscript/ijbm_cover_letter.docx
+++ b/output/manuscript/ijbm_cover_letter.docx
@@ -47,7 +47,7 @@
         <w:spacing w:after="120" w:line="480" w:lineRule="auto"/>
       </w:pPr>
       <w:r>
-        <w:t>We believe the manuscript fits the International Journal of Biometeorology's focus on relationships between the atmospheric environment and human health and safety: it applies biometeorological exposure concepts (seasonal anomalies, lag structure, heat-stress metrics) to a human safety outcome, identifies occupationally and behaviourally heat-exposed population groups, and quantifies a heat-health burden with relevance to adaptation.</w:t>
+        <w:t>We believe the manuscript fits the International Journal of Biometeorology's focus on relationships between the atmospheric environment and human health and safety: it applies biometeorological exposure concepts (seasonal anomalies, lag structure, heat-stress metrics) to a human safety outcome, describes road-user heterogeneity compatible with mode-specific differences in heat exposure, and quantifies a heat-health burden with relevance to adaptation.</w:t>
       </w:r>
     </w:p>
     <w:p>
